--- a/examples/clone-linh-mit-ga-ran/export_batch/00_HO_SO_THAM_CHIEU_GOC.docx
+++ b/examples/clone-linh-mit-ga-ran/export_batch/00_HO_SO_THAM_CHIEU_GOC.docx
@@ -29,7 +29,7 @@
           <w:color w:val="64748B"/>
           <w:sz w:val="20"/>
         </w:rPr>
-        <w:t>Dự án: Cú Lừa Gà Rán &amp; Pha Liếc Xéo Huyền Thoại (Clone Video 1 Linh Mít Daily)</w:t>
+        <w:t>Dự án: Cú Lừa Gà Rán &amp; Pha Liếc Xéo Huyền Thoại • 3 Nhân Vật &amp; Nhà Hàng</w:t>
       </w:r>
     </w:p>
     <w:p>
@@ -43,7 +43,7 @@
           <w:color w:val="C2410C"/>
           <w:sz w:val="19"/>
         </w:rPr>
-        <w:t>⚠️ BƯỚC 0 BẮT BUỘC: Nạp ảnh Turnaround của các nhân vật tham gia làm Character Reference cho Tool AI.</w:t>
+        <w:t>⚠️ BƯỚC 0 BẮT BUỘC: Nạp ảnh Turnaround làm Character Reference cho Tool AI tạo ảnh/video.</w:t>
       </w:r>
     </w:p>
     <w:p>
@@ -51,31 +51,7 @@
         <w:pStyle w:val="Heading2"/>
       </w:pPr>
       <w:r>
-        <w:t>1. Master Character Model Sheet Bé Hân (Chị cả 3 tuổi) @_Brand_Baby_Lead</w:t>
-      </w:r>
-    </w:p>
-    <w:p>
-      <w:pPr>
-        <w:spacing w:after="80"/>
-      </w:pPr>
-      <w:r>
-        <w:rPr>
-          <w:b/>
-        </w:rPr>
-        <w:t xml:space="preserve">• Tên: </w:t>
-      </w:r>
-      <w:r>
-        <w:t>Bé Hân @_Brand_Baby_Lead (3 tuổi, má bánh bao phúng phính, mắt to tròn, tóc búi củ tỏi kẹp hoa cúc ngọc trai).</w:t>
-        <w:br/>
-      </w:r>
-      <w:r>
-        <w:rPr>
-          <w:b/>
-        </w:rPr>
-        <w:t xml:space="preserve">• Trang phục tập này: </w:t>
-      </w:r>
-      <w:r>
-        <w:t>Váy dệt kim be cổ bèo, áo cardigan xanh navy viền trắng nơ ngực, vớ trắng ngắn.</w:t>
+        <w:t>1. Master Toddler Model Sheet @_Brand_Baby_Lead (Bé Hân)</w:t>
       </w:r>
     </w:p>
     <w:p>
@@ -89,7 +65,7 @@
           <w:color w:val="1E293B"/>
           <w:sz w:val="20"/>
         </w:rPr>
-        <w:t>Character turnaround model sheet of an exceptionally cute 3-year-old Vietnamese toddler girl (Bé Hân), arranged side-by-side on a wide 16:9 seamless warm studio canvas. On the left and center: three full-body views showing her toddler proportions, chubby rosy dumpling cheeks, dressed in a charming cream knitted dress under navy blue cardigan with white collar, wearing tiny pearl daisy hairpin. These views include front, three-quarter, and profile standing views with strictly two clean chubby legs. On the right side: ultra-detailed close-up facial beauty portrait showing her iconic pouty face, puffed dumpling cheeks, and hilarious side-eye glare. 100% real human toddler photography, authentic unretouched raw 8k DSLR on Sony A7R V with 85mm f/1.4 lens, natural baby skin texture with microscopic pores, zero CGI, zero 3D render --ar 16:9 --style raw</w:t>
+        <w:t>A professional four-view character turnaround model sheet of @_Brand_Baby_Lead, an authentic 3-year-old Vietnamese toddler girl, displaying front view, three-quarter view, profile side view, and close-up dramatic sulking pout expression with puffed dumpling cheeks and sideways side-eye glare. Super adorable chubby cheeks, expressive dark eyes, topknot bun with pearl daisy hairpin, natural toddler skin with delicate pores. Wearing cream knit dress and navy blue cardigan with white collar, 5-finger hands. Soft daylight, neutral studio background, raw DSLR photography --ar 16:9 --style raw</w:t>
       </w:r>
     </w:p>
     <w:p>
@@ -97,21 +73,7 @@
         <w:pStyle w:val="Heading2"/>
       </w:pPr>
       <w:r>
-        <w:t>2. Master Character Sheet Ba Hoàng Long (27 tuổi) @_Brand_Father_Lead</w:t>
-      </w:r>
-    </w:p>
-    <w:p>
-      <w:pPr>
-        <w:spacing w:after="80"/>
-      </w:pPr>
-      <w:r>
-        <w:rPr>
-          <w:b/>
-        </w:rPr>
-        <w:t xml:space="preserve">• Tên: </w:t>
-      </w:r>
-      <w:r>
-        <w:t>Ba Hoàng Long @_Brand_Father_Lead (27 tuổi, kính ngố tròn gọng đen, áo thun tay dài xanh rêu olive, tính hài hước).</w:t>
+        <w:t>2. Master Father Model Sheet @_Brand_Father_Lead (Ba Hoàng Long)</w:t>
       </w:r>
     </w:p>
     <w:p>
@@ -125,7 +87,7 @@
           <w:color w:val="1E293B"/>
           <w:sz w:val="20"/>
         </w:rPr>
-        <w:t>Character turnaround model sheet of a handsome, stylish 27-year-old Vietnamese father (Ba Hoàng Long), arranged side-by-side on a wide 16:9 seamless modern studio backdrop. Three full-body views showing his tall frame dressed in olive-green long-sleeve tee, dark jeans, and clean sneakers. On the right side: close-up facial portrait showing his handsome gentle features, stylish modern round black-rimmed glasses, friendly laughing eyes, and playful charismatic smile. 100% real human, raw 8k DSLR photography on Sony A7R V, zero CGI, zero 3D render --ar 16:9 --style raw</w:t>
+        <w:t>A professional turnaround model sheet of @_Brand_Father_Lead, a 27-year-old Vietnamese young father, round black glasses, olive sweater, warm playful smile, real human skin pores, Sony A7 IV photography --ar 16:9 --style raw</w:t>
       </w:r>
     </w:p>
     <w:p>
@@ -133,21 +95,7 @@
         <w:pStyle w:val="Heading2"/>
       </w:pPr>
       <w:r>
-        <w:t>3. Master Character Sheet Mẹ Uyên Hân (25 tuổi) @_Brand_Mother_Lead</w:t>
-      </w:r>
-    </w:p>
-    <w:p>
-      <w:pPr>
-        <w:spacing w:after="80"/>
-      </w:pPr>
-      <w:r>
-        <w:rPr>
-          <w:b/>
-        </w:rPr>
-        <w:t xml:space="preserve">• Tên: </w:t>
-      </w:r>
-      <w:r>
-        <w:t>Mẹ Uyên Hân @_Brand_Mother_Lead (25 tuổi, thanh tú, tóc đen dài gợn sóng, áo dệt kim cổ bẻ polo xanh navy viền trắng).</w:t>
+        <w:t>3. Master Mother Model Sheet @_Brand_Mother_Lead (Mẹ Uyên Hân)</w:t>
       </w:r>
     </w:p>
     <w:p>
@@ -161,7 +109,7 @@
           <w:color w:val="1E293B"/>
           <w:sz w:val="20"/>
         </w:rPr>
-        <w:t>Character turnaround model sheet of an exceptionally beautiful 25-year-old Vietnamese mother (Uyên Hân), arranged side-by-side on a wide 16:9 seamless minimalist grey studio cyclorama. Three full-body views showing her slender figure wearing navy knit polo top with white collar. On the right side: close-up portrait showing delicate oval face, fair luminous skin, captivating dark eyes, and radiant warm smile. 100% real human raw 8k DSLR photography, natural skin pores, zero CGI, zero 3D render --ar 16:9 --style raw</w:t>
+        <w:t>A professional turnaround model sheet of @_Brand_Mother_Lead, a 25-year-old Vietnamese stylish mother, dark wavy hair, navy knit top, natural gentle beauty, raw photography --ar 16:9 --style raw</w:t>
       </w:r>
     </w:p>
     <w:p>
